--- a/public/artifacts/HO_SO_XUAT_KHAU_THONG_QUAN_GSSDIX_FCA_269901/05_HO_SO_KHAI_CO_FORM_D_ECOSYS/08_SOP_HUONG_DAN_KHAI_BAO_DIEN_TU_ECOSYS_A_TO_Z.docx
+++ b/public/artifacts/HO_SO_XUAT_KHAU_THONG_QUAN_GSSDIX_FCA_269901/05_HO_SO_KHAI_CO_FORM_D_ECOSYS/08_SOP_HUONG_DAN_KHAI_BAO_DIEN_TU_ECOSYS_A_TO_Z.docx
@@ -262,7 +262,7 @@
           <w:i w:val="0"/>
           <w:sz w:val="18"/>
         </w:rPr>
-        <w:t>1. Trên thanh menu, chọn: [Khai báo hồ sơ C/O] ➔ [Thêm mới hồ sơ].</w:t>
+        <w:t>1. Trên thanh menu, chọn: [Khai báo hồ sơ C/O] —&gt; [Thêm mới hồ sơ].</w:t>
       </w:r>
     </w:p>
     <w:p>
@@ -615,7 +615,7 @@
           <w:i w:val="0"/>
           <w:sz w:val="18"/>
         </w:rPr>
-        <w:t>2. Nhấn [Ký điện tử &amp; Gửi hồ sơ] ➔ Nhập mã PIN USB Token G-SS.</w:t>
+        <w:t>2. Nhấn [Ký điện tử &amp; Gửi hồ sơ] —&gt; Nhập mã PIN USB Token G-SS.</w:t>
       </w:r>
     </w:p>
     <w:p>
